--- a/docs/adr/acrme_adr_005_distributed_dr_reference_model.docx
+++ b/docs/adr/acrme_adr_005_distributed_dr_reference_model.docx
@@ -173,7 +173,7 @@
         </w:pict>
       </w:r>
     </w:p>
-    <w:bookmarkStart w:id="33" w:name="adr-005---distributed-dr-reference-model"/>
+    <w:bookmarkStart w:id="34" w:name="adr-005---distributed-dr-reference-model"/>
     <w:p>
       <w:pPr>
         <w:pStyle w:val="Heading1"/>
@@ -802,14 +802,279 @@
         <w:t xml:space="preserve">[Decided]</w:t>
       </w:r>
     </w:p>
+    <w:p>
+      <w:pPr>
+        <w:numPr>
+          <w:ilvl w:val="0"/>
+          <w:numId w:val="1001"/>
+        </w:numPr>
+      </w:pPr>
+      <w:r>
+        <w:rPr>
+          <w:rStyle w:val="VerbatimChar"/>
+          <w:bCs/>
+          <w:b/>
+        </w:rPr>
+        <w:t xml:space="preserve">DR_NOT_OFFERED</w:t>
+      </w:r>
+      <w:r>
+        <w:rPr>
+          <w:bCs/>
+          <w:b/>
+        </w:rPr>
+        <w:t xml:space="preserve"> </w:t>
+      </w:r>
+      <w:r>
+        <w:rPr>
+          <w:bCs/>
+          <w:b/>
+        </w:rPr>
+        <w:t xml:space="preserve">geographies are excluded from the reciprocal model (DR-014, DEC-001).</w:t>
+      </w:r>
+      <w:r>
+        <w:t xml:space="preserve"> </w:t>
+      </w:r>
+      <w:r>
+        <w:t xml:space="preserve">Where legal/data-sovereignty prevents an acceptable DR design, the geography is flagged</w:t>
+      </w:r>
+      <w:r>
+        <w:t xml:space="preserve"> </w:t>
+      </w:r>
+      <w:r>
+        <w:rPr>
+          <w:rStyle w:val="VerbatimChar"/>
+        </w:rPr>
+        <w:t xml:space="preserve">DR_NOT_OFFERED</w:t>
+      </w:r>
+      <w:r>
+        <w:t xml:space="preserve"> </w:t>
+      </w:r>
+      <w:r>
+        <w:t xml:space="preserve">and</w:t>
+      </w:r>
+      <w:r>
+        <w:t xml:space="preserve"> </w:t>
+      </w:r>
+      <w:r>
+        <w:rPr>
+          <w:bCs/>
+          <w:b/>
+        </w:rPr>
+        <w:t xml:space="preserve">does not participate</w:t>
+      </w:r>
+      <w:r>
+        <w:t xml:space="preserve"> </w:t>
+      </w:r>
+      <w:r>
+        <w:t xml:space="preserve">in the distributed, reciprocal, max-not-sum model at all: its customers get</w:t>
+      </w:r>
+      <w:r>
+        <w:t xml:space="preserve"> </w:t>
+      </w:r>
+      <w:r>
+        <w:rPr>
+          <w:rStyle w:val="VerbatimChar"/>
+        </w:rPr>
+        <w:t xml:space="preserve">dr_region = NOT_OFFERED</w:t>
+      </w:r>
+      <w:r>
+        <w:t xml:space="preserve"> </w:t>
+      </w:r>
+      <w:r>
+        <w:t xml:space="preserve">in the seed, contribute</w:t>
+      </w:r>
+      <w:r>
+        <w:t xml:space="preserve"> </w:t>
+      </w:r>
+      <w:r>
+        <w:rPr>
+          <w:bCs/>
+          <w:b/>
+        </w:rPr>
+        <w:t xml:space="preserve">no</w:t>
+      </w:r>
+      <w:r>
+        <w:t xml:space="preserve"> </w:t>
+      </w:r>
+      <w:r>
+        <w:t xml:space="preserve">entries to the</w:t>
+      </w:r>
+      <w:r>
+        <w:t xml:space="preserve"> </w:t>
+      </w:r>
+      <w:r>
+        <w:rPr>
+          <w:rStyle w:val="VerbatimChar"/>
+        </w:rPr>
+        <w:t xml:space="preserve">SourceDestinationDRIndex</w:t>
+      </w:r>
+      <w:r>
+        <w:t xml:space="preserve">, and are</w:t>
+      </w:r>
+      <w:r>
+        <w:t xml:space="preserve"> </w:t>
+      </w:r>
+      <w:r>
+        <w:rPr>
+          <w:bCs/>
+          <w:b/>
+        </w:rPr>
+        <w:t xml:space="preserve">never</w:t>
+      </w:r>
+      <w:r>
+        <w:t xml:space="preserve"> </w:t>
+      </w:r>
+      <w:r>
+        <w:t xml:space="preserve">sized, earmarked, or activated as a source or destination. The</w:t>
+      </w:r>
+      <w:r>
+        <w:t xml:space="preserve"> </w:t>
+      </w:r>
+      <w:r>
+        <w:rPr>
+          <w:bCs/>
+          <w:b/>
+        </w:rPr>
+        <w:t xml:space="preserve">current legal position for the Middle East is</w:t>
+      </w:r>
+      <w:r>
+        <w:rPr>
+          <w:bCs/>
+          <w:b/>
+        </w:rPr>
+        <w:t xml:space="preserve"> </w:t>
+      </w:r>
+      <w:r>
+        <w:rPr>
+          <w:rStyle w:val="VerbatimChar"/>
+          <w:bCs/>
+          <w:b/>
+        </w:rPr>
+        <w:t xml:space="preserve">DR_NOT_OFFERED</w:t>
+      </w:r>
+      <w:r>
+        <w:t xml:space="preserve"> </w:t>
+      </w:r>
+      <w:r>
+        <w:t xml:space="preserve">(see the carve-out below).</w:t>
+      </w:r>
+      <w:r>
+        <w:t xml:space="preserve"> </w:t>
+      </w:r>
+      <w:r>
+        <w:rPr>
+          <w:rStyle w:val="VerbatimChar"/>
+        </w:rPr>
+        <w:t xml:space="preserve">[Decided]</w:t>
+      </w:r>
+    </w:p>
     <w:bookmarkEnd w:id="21"/>
-    <w:bookmarkStart w:id="22" w:name="reference-topology"/>
+    <w:bookmarkStart w:id="22" w:name="Xb03e772cdb607227afbd06c4ab23a2ff0dba6dd"/>
     <w:p>
       <w:pPr>
         <w:pStyle w:val="Heading2"/>
       </w:pPr>
       <w:r>
-        <w:t xml:space="preserve">Reference Topology</w:t>
+        <w:t xml:space="preserve">Middle East DR Carve-Out (DR-014, DEC-001) — currently</w:t>
+      </w:r>
+      <w:r>
+        <w:t xml:space="preserve"> </w:t>
+      </w:r>
+      <w:r>
+        <w:rPr>
+          <w:rStyle w:val="VerbatimChar"/>
+        </w:rPr>
+        <w:t xml:space="preserve">DR_NOT_OFFERED</w:t>
+      </w:r>
+    </w:p>
+    <w:p>
+      <w:pPr>
+        <w:pStyle w:val="BlockText"/>
+      </w:pPr>
+      <w:r>
+        <w:rPr>
+          <w:bCs/>
+          <w:b/>
+        </w:rPr>
+        <w:t xml:space="preserve">As it stands, DR is NOT offered in the Middle East.</w:t>
+      </w:r>
+      <w:r>
+        <w:t xml:space="preserve"> </w:t>
+      </w:r>
+      <w:r>
+        <w:t xml:space="preserve">Baseline v2.2 records that Legal has taken ownership of the Middle East programme and that, because a large share of Middle East customers are government/medical-associated,</w:t>
+      </w:r>
+      <w:r>
+        <w:t xml:space="preserve"> </w:t>
+      </w:r>
+      <w:r>
+        <w:rPr>
+          <w:bCs/>
+          <w:b/>
+        </w:rPr>
+        <w:t xml:space="preserve">data-sovereignty / data-residency laws mean cross-border DR cannot meet residency requirements</w:t>
+      </w:r>
+      <w:r>
+        <w:t xml:space="preserve"> </w:t>
+      </w:r>
+      <w:r>
+        <w:t xml:space="preserve">(baseline §2 Strategic Drivers, §5.2 Out of Scope</w:t>
+      </w:r>
+      <w:r>
+        <w:t xml:space="preserve"> </w:t>
+      </w:r>
+      <w:r>
+        <w:t xml:space="preserve">“</w:t>
+      </w:r>
+      <w:r>
+        <w:t xml:space="preserve">Final Middle East DR offering (pending legal/business direction)</w:t>
+      </w:r>
+      <w:r>
+        <w:t xml:space="preserve">”</w:t>
+      </w:r>
+      <w:r>
+        <w:t xml:space="preserve">, §6</w:t>
+      </w:r>
+      <w:r>
+        <w:t xml:space="preserve"> </w:t>
+      </w:r>
+      <w:r>
+        <w:t xml:space="preserve">“</w:t>
+      </w:r>
+      <w:r>
+        <w:t xml:space="preserve">Middle East is legal-owned with no DR</w:t>
+      </w:r>
+      <w:r>
+        <w:t xml:space="preserve">”</w:t>
+      </w:r>
+      <w:r>
+        <w:t xml:space="preserve">, and</w:t>
+      </w:r>
+      <w:r>
+        <w:t xml:space="preserve"> </w:t>
+      </w:r>
+      <w:r>
+        <w:rPr>
+          <w:bCs/>
+          <w:b/>
+        </w:rPr>
+        <w:t xml:space="preserve">DR-014</w:t>
+      </w:r>
+      <w:r>
+        <w:t xml:space="preserve">). This is an open</w:t>
+      </w:r>
+      <w:r>
+        <w:t xml:space="preserve"> </w:t>
+      </w:r>
+      <w:r>
+        <w:rPr>
+          <w:bCs/>
+          <w:b/>
+        </w:rPr>
+        <w:t xml:space="preserve">legal/business decision, DEC-001</w:t>
+      </w:r>
+      <w:r>
+        <w:t xml:space="preserve">, and one of the programme’s remaining major architectural risks (baseline §25).</w:t>
       </w:r>
     </w:p>
     <w:p>
@@ -817,7 +1082,257 @@
         <w:pStyle w:val="FirstParagraph"/>
       </w:pPr>
       <w:r>
-        <w:t xml:space="preserve">The reference footprint used in the §12A worked example spans three regions (R1, R2, R3). Each region carries its own production and CVAL workloads and hosts distributed DR standby for the</w:t>
+        <w:t xml:space="preserve">Normative consequences for this reference model:</w:t>
+      </w:r>
+    </w:p>
+    <w:p>
+      <w:pPr>
+        <w:numPr>
+          <w:ilvl w:val="0"/>
+          <w:numId w:val="1002"/>
+        </w:numPr>
+      </w:pPr>
+      <w:r>
+        <w:rPr>
+          <w:bCs/>
+          <w:b/>
+        </w:rPr>
+        <w:t xml:space="preserve">No reciprocal DR topology in the Middle East.</w:t>
+      </w:r>
+      <w:r>
+        <w:t xml:space="preserve"> </w:t>
+      </w:r>
+      <w:r>
+        <w:t xml:space="preserve">The many-to-many Prod/CVAL/DR reciprocal roles (Decision 2) and max-not-sum sizing (Decision 5)</w:t>
+      </w:r>
+      <w:r>
+        <w:t xml:space="preserve"> </w:t>
+      </w:r>
+      <w:r>
+        <w:rPr>
+          <w:bCs/>
+          <w:b/>
+        </w:rPr>
+        <w:t xml:space="preserve">do not apply</w:t>
+      </w:r>
+      <w:r>
+        <w:t xml:space="preserve"> </w:t>
+      </w:r>
+      <w:r>
+        <w:t xml:space="preserve">to Middle East regions (Saudi Arabia Central, UAE North) while</w:t>
+      </w:r>
+      <w:r>
+        <w:t xml:space="preserve"> </w:t>
+      </w:r>
+      <w:r>
+        <w:rPr>
+          <w:rStyle w:val="VerbatimChar"/>
+        </w:rPr>
+        <w:t xml:space="preserve">DR_NOT_OFFERED = true</w:t>
+      </w:r>
+      <w:r>
+        <w:t xml:space="preserve">. Middle East regions carry Prod (and may carry CVAL) but hold</w:t>
+      </w:r>
+      <w:r>
+        <w:t xml:space="preserve"> </w:t>
+      </w:r>
+      <w:r>
+        <w:rPr>
+          <w:bCs/>
+          <w:b/>
+        </w:rPr>
+        <w:t xml:space="preserve">no DR standby</w:t>
+      </w:r>
+      <w:r>
+        <w:t xml:space="preserve"> </w:t>
+      </w:r>
+      <w:r>
+        <w:t xml:space="preserve">and are</w:t>
+      </w:r>
+      <w:r>
+        <w:t xml:space="preserve"> </w:t>
+      </w:r>
+      <w:r>
+        <w:rPr>
+          <w:bCs/>
+          <w:b/>
+        </w:rPr>
+        <w:t xml:space="preserve">not</w:t>
+      </w:r>
+      <w:r>
+        <w:t xml:space="preserve"> </w:t>
+      </w:r>
+      <w:r>
+        <w:t xml:space="preserve">DR destinations for any source.</w:t>
+      </w:r>
+      <w:r>
+        <w:t xml:space="preserve"> </w:t>
+      </w:r>
+      <w:r>
+        <w:rPr>
+          <w:rStyle w:val="VerbatimChar"/>
+        </w:rPr>
+        <w:t xml:space="preserve">[Decided]</w:t>
+      </w:r>
+    </w:p>
+    <w:p>
+      <w:pPr>
+        <w:numPr>
+          <w:ilvl w:val="0"/>
+          <w:numId w:val="1002"/>
+        </w:numPr>
+      </w:pPr>
+      <w:r>
+        <w:rPr>
+          <w:bCs/>
+          <w:b/>
+        </w:rPr>
+        <w:t xml:space="preserve">No index entries, no earmark, no activation.</w:t>
+      </w:r>
+      <w:r>
+        <w:t xml:space="preserve"> </w:t>
+      </w:r>
+      <w:r>
+        <w:t xml:space="preserve">Middle East customers produce</w:t>
+      </w:r>
+      <w:r>
+        <w:t xml:space="preserve"> </w:t>
+      </w:r>
+      <w:r>
+        <w:rPr>
+          <w:rStyle w:val="VerbatimChar"/>
+        </w:rPr>
+        <w:t xml:space="preserve">dr_region = NOT_OFFERED</w:t>
+      </w:r>
+      <w:r>
+        <w:t xml:space="preserve"> </w:t>
+      </w:r>
+      <w:r>
+        <w:t xml:space="preserve">seeds (ADR-001), so they add</w:t>
+      </w:r>
+      <w:r>
+        <w:t xml:space="preserve"> </w:t>
+      </w:r>
+      <w:r>
+        <w:rPr>
+          <w:bCs/>
+          <w:b/>
+        </w:rPr>
+        <w:t xml:space="preserve">no</w:t>
+      </w:r>
+      <w:r>
+        <w:t xml:space="preserve"> </w:t>
+      </w:r>
+      <w:r>
+        <w:rPr>
+          <w:rStyle w:val="VerbatimChar"/>
+        </w:rPr>
+        <w:t xml:space="preserve">source → destination</w:t>
+      </w:r>
+      <w:r>
+        <w:t xml:space="preserve"> </w:t>
+      </w:r>
+      <w:r>
+        <w:t xml:space="preserve">rows, consume</w:t>
+      </w:r>
+      <w:r>
+        <w:t xml:space="preserve"> </w:t>
+      </w:r>
+      <w:r>
+        <w:rPr>
+          <w:bCs/>
+          <w:b/>
+        </w:rPr>
+        <w:t xml:space="preserve">no</w:t>
+      </w:r>
+      <w:r>
+        <w:t xml:space="preserve"> </w:t>
+      </w:r>
+      <w:r>
+        <w:rPr>
+          <w:rStyle w:val="VerbatimChar"/>
+        </w:rPr>
+        <w:t xml:space="preserve">DR_Earmark_vCPU</w:t>
+      </w:r>
+      <w:r>
+        <w:t xml:space="preserve">, and are</w:t>
+      </w:r>
+      <w:r>
+        <w:t xml:space="preserve"> </w:t>
+      </w:r>
+      <w:r>
+        <w:rPr>
+          <w:bCs/>
+          <w:b/>
+        </w:rPr>
+        <w:t xml:space="preserve">never</w:t>
+      </w:r>
+      <w:r>
+        <w:t xml:space="preserve"> </w:t>
+      </w:r>
+      <w:r>
+        <w:t xml:space="preserve">included in a standby activation set. Middle East</w:t>
+      </w:r>
+      <w:r>
+        <w:t xml:space="preserve"> </w:t>
+      </w:r>
+      <w:r>
+        <w:rPr>
+          <w:bCs/>
+          <w:b/>
+        </w:rPr>
+        <w:t xml:space="preserve">production may still exist</w:t>
+      </w:r>
+      <w:r>
+        <w:t xml:space="preserve"> </w:t>
+      </w:r>
+      <w:r>
+        <w:t xml:space="preserve">without any DR obligation (DR-014).</w:t>
+      </w:r>
+      <w:r>
+        <w:t xml:space="preserve"> </w:t>
+      </w:r>
+      <w:r>
+        <w:rPr>
+          <w:rStyle w:val="VerbatimChar"/>
+        </w:rPr>
+        <w:t xml:space="preserve">[Decided]</w:t>
+      </w:r>
+    </w:p>
+    <w:p>
+      <w:pPr>
+        <w:numPr>
+          <w:ilvl w:val="0"/>
+          <w:numId w:val="1002"/>
+        </w:numPr>
+      </w:pPr>
+      <w:r>
+        <w:rPr>
+          <w:bCs/>
+          <w:b/>
+        </w:rPr>
+        <w:t xml:space="preserve">Switzerland North is a pre-configured, conditional extension only.</w:t>
+      </w:r>
+      <w:r>
+        <w:t xml:space="preserve"> </w:t>
+      </w:r>
+      <w:r>
+        <w:t xml:space="preserve">Switzerland North is held in</w:t>
+      </w:r>
+      <w:r>
+        <w:t xml:space="preserve"> </w:t>
+      </w:r>
+      <w:r>
+        <w:rPr>
+          <w:rStyle w:val="VerbatimChar"/>
+        </w:rPr>
+        <w:t xml:space="preserve">PlacementPolicy</w:t>
+      </w:r>
+      <w:r>
+        <w:t xml:space="preserve"> </w:t>
+      </w:r>
+      <w:r>
+        <w:t xml:space="preserve">as the Middle East’s cross-geo DR extension so DR</w:t>
       </w:r>
       <w:r>
         <w:t xml:space="preserve"> </w:t>
@@ -827,322 +1342,532 @@
           <w:iCs/>
           <w:i/>
         </w:rPr>
-        <w:t xml:space="preserve">other</w:t>
-      </w:r>
-      <w:r>
-        <w:t xml:space="preserve"> </w:t>
-      </w:r>
-      <w:r>
-        <w:t xml:space="preserve">regions’ production. The</w:t>
-      </w:r>
-      <w:r>
-        <w:t xml:space="preserve"> </w:t>
-      </w:r>
-      <w:r>
-        <w:rPr>
-          <w:rStyle w:val="VerbatimChar"/>
-        </w:rPr>
-        <w:t xml:space="preserve">src Rn</w:t>
-      </w:r>
-      <w:r>
-        <w:t xml:space="preserve"> </w:t>
-      </w:r>
-      <w:r>
-        <w:t xml:space="preserve">tag on each standby cell identifies the source region whose production that standby protects.</w:t>
-      </w:r>
-    </w:p>
-    <w:p>
-      <w:pPr>
-        <w:pStyle w:val="BodyText"/>
-      </w:pPr>
-      <w:r>
-        <w:t xml:space="preserve">ACRME Distributed DR Reference Model</w:t>
-      </w:r>
-    </w:p>
-    <w:p>
-      <w:pPr>
-        <w:pStyle w:val="BodyText"/>
-      </w:pPr>
+        <w:t xml:space="preserve">can</w:t>
+      </w:r>
+      <w:r>
+        <w:t xml:space="preserve"> </w:t>
+      </w:r>
+      <w:r>
+        <w:t xml:space="preserve">be enabled quickly</w:t>
+      </w:r>
+      <w:r>
+        <w:t xml:space="preserve"> </w:t>
+      </w:r>
+      <w:r>
+        <w:rPr>
+          <w:bCs/>
+          <w:b/>
+        </w:rPr>
+        <w:t xml:space="preserve">if and only if</w:t>
+      </w:r>
+      <w:r>
+        <w:t xml:space="preserve"> </w:t>
+      </w:r>
+      <w:r>
+        <w:t xml:space="preserve">Legal records a DEC-001 approval that clears</w:t>
+      </w:r>
+      <w:r>
+        <w:t xml:space="preserve"> </w:t>
+      </w:r>
+      <w:r>
+        <w:rPr>
+          <w:rStyle w:val="VerbatimChar"/>
+        </w:rPr>
+        <w:t xml:space="preserve">DR_NOT_OFFERED</w:t>
+      </w:r>
+      <w:r>
+        <w:t xml:space="preserve">. Until then the path is</w:t>
+      </w:r>
+      <w:r>
+        <w:t xml:space="preserve"> </w:t>
+      </w:r>
+      <w:r>
+        <w:rPr>
+          <w:bCs/>
+          <w:b/>
+        </w:rPr>
+        <w:t xml:space="preserve">inactive</w:t>
+      </w:r>
+      <w:r>
+        <w:t xml:space="preserve"> </w:t>
+      </w:r>
+      <w:r>
+        <w:t xml:space="preserve">and the engine must</w:t>
+      </w:r>
+      <w:r>
+        <w:t xml:space="preserve"> </w:t>
+      </w:r>
+      <w:r>
+        <w:rPr>
+          <w:bCs/>
+          <w:b/>
+        </w:rPr>
+        <w:t xml:space="preserve">not</w:t>
+      </w:r>
+      <w:r>
+        <w:t xml:space="preserve"> </w:t>
+      </w:r>
+      <w:r>
+        <w:t xml:space="preserve">auto-assign it. If DEC-001 later approves ME DR, the Switzerland North destination joins the reciprocal/max-not-sum model under the standard cross-geo constraints (sovereignty/zone alignment, HC-10).</w:t>
+      </w:r>
+      <w:r>
+        <w:t xml:space="preserve"> </w:t>
+      </w:r>
+      <w:r>
+        <w:rPr>
+          <w:rStyle w:val="VerbatimChar"/>
+        </w:rPr>
+        <w:t xml:space="preserve">[Decided]</w:t>
+      </w:r>
+    </w:p>
+    <w:p>
+      <w:pPr>
+        <w:numPr>
+          <w:ilvl w:val="0"/>
+          <w:numId w:val="1002"/>
+        </w:numPr>
+      </w:pPr>
+      <w:r>
+        <w:rPr>
+          <w:bCs/>
+          <w:b/>
+        </w:rPr>
+        <w:t xml:space="preserve">DEC-001 is the single switch.</w:t>
+      </w:r>
+      <w:r>
+        <w:t xml:space="preserve"> </w:t>
+      </w:r>
+      <w:r>
+        <w:t xml:space="preserve">Turning ME DR on is a configuration change to</w:t>
+      </w:r>
+      <w:r>
+        <w:t xml:space="preserve"> </w:t>
+      </w:r>
+      <w:r>
+        <w:rPr>
+          <w:rStyle w:val="VerbatimChar"/>
+        </w:rPr>
+        <w:t xml:space="preserve">dr_not_offered["Middle East"] = false</w:t>
+      </w:r>
+      <w:r>
+        <w:t xml:space="preserve">, gated by a recorded legal approval; no code change is required (FIN-002, C-8). Reversible if the legal position changes.</w:t>
+      </w:r>
+      <w:r>
+        <w:t xml:space="preserve"> </w:t>
+      </w:r>
+      <w:r>
+        <w:rPr>
+          <w:rStyle w:val="VerbatimChar"/>
+        </w:rPr>
+        <w:t xml:space="preserve">[Decided]</w:t>
+      </w:r>
+    </w:p>
+    <w:bookmarkEnd w:id="22"/>
+    <w:bookmarkStart w:id="23" w:name="reference-topology"/>
+    <w:p>
+      <w:pPr>
+        <w:pStyle w:val="Heading2"/>
+      </w:pPr>
+      <w:r>
+        <w:t xml:space="preserve">Reference Topology</w:t>
+      </w:r>
+    </w:p>
+    <w:p>
+      <w:pPr>
+        <w:pStyle w:val="BlockText"/>
+      </w:pPr>
+      <w:r>
+        <w:rPr>
+          <w:bCs/>
+          <w:b/>
+        </w:rPr>
+        <w:t xml:space="preserve">Scope note.</w:t>
+      </w:r>
+      <w:r>
+        <w:t xml:space="preserve"> </w:t>
+      </w:r>
+      <w:r>
+        <w:t xml:space="preserve">The three-region reciprocal footprint below is illustrative of a</w:t>
+      </w:r>
+      <w:r>
+        <w:t xml:space="preserve"> </w:t>
+      </w:r>
+      <w:r>
+        <w:rPr>
+          <w:bCs/>
+          <w:b/>
+        </w:rPr>
+        <w:t xml:space="preserve">DR-offered geography</w:t>
+      </w:r>
+      <w:r>
+        <w:t xml:space="preserve"> </w:t>
+      </w:r>
+      <w:r>
+        <w:t xml:space="preserve">(e.g., North America or Europe under the current NA+Europe focus). It is</w:t>
+      </w:r>
+      <w:r>
+        <w:t xml:space="preserve"> </w:t>
+      </w:r>
+      <w:r>
+        <w:rPr>
+          <w:bCs/>
+          <w:b/>
+        </w:rPr>
+        <w:t xml:space="preserve">not</w:t>
+      </w:r>
+      <w:r>
+        <w:t xml:space="preserve"> </w:t>
+      </w:r>
+      <w:r>
+        <w:t xml:space="preserve">the Middle East: per the carve-out above, Middle East regions are excluded from this reciprocal model while</w:t>
+      </w:r>
+      <w:r>
+        <w:t xml:space="preserve"> </w:t>
+      </w:r>
+      <w:r>
+        <w:rPr>
+          <w:rStyle w:val="VerbatimChar"/>
+        </w:rPr>
+        <w:t xml:space="preserve">DR_NOT_OFFERED</w:t>
+      </w:r>
+      <w:r>
+        <w:t xml:space="preserve"> </w:t>
+      </w:r>
+      <w:r>
+        <w:t xml:space="preserve">holds.</w:t>
+      </w:r>
+    </w:p>
+    <w:p>
+      <w:pPr>
+        <w:pStyle w:val="FirstParagraph"/>
+      </w:pPr>
+      <w:r>
+        <w:t xml:space="preserve">The reference footprint used in the §12A worked example spans three regions (R1, R2, R3). Each region carries its own production and CVAL workloads and hosts distributed DR standby for the</w:t>
+      </w:r>
+      <w:r>
+        <w:t xml:space="preserve"> </w:t>
+      </w:r>
       <w:r>
         <w:rPr>
           <w:iCs/>
           <w:i/>
         </w:rPr>
-        <w:t xml:space="preserve">Figure 1. Distributed DR reference model (§12A worked example). Each region simultaneously hosts Prod, CVAL, and DR standby for other source regions; every DR standby cell is tagged with its</w:t>
-      </w:r>
+        <w:t xml:space="preserve">other</w:t>
+      </w:r>
+      <w:r>
+        <w:t xml:space="preserve"> </w:t>
+      </w:r>
+      <w:r>
+        <w:t xml:space="preserve">regions’ production. The</w:t>
+      </w:r>
+      <w:r>
+        <w:t xml:space="preserve"> </w:t>
+      </w:r>
+      <w:r>
+        <w:rPr>
+          <w:rStyle w:val="VerbatimChar"/>
+        </w:rPr>
+        <w:t xml:space="preserve">src Rn</w:t>
+      </w:r>
+      <w:r>
+        <w:t xml:space="preserve"> </w:t>
+      </w:r>
+      <w:r>
+        <w:t xml:space="preserve">tag on each standby cell identifies the source region whose production that standby protects.</w:t>
+      </w:r>
+    </w:p>
+    <w:p>
+      <w:pPr>
+        <w:pStyle w:val="BodyText"/>
+      </w:pPr>
+      <w:r>
+        <w:t xml:space="preserve">ACRME Distributed DR Reference Model</w:t>
+      </w:r>
+    </w:p>
+    <w:p>
+      <w:pPr>
+        <w:pStyle w:val="BodyText"/>
+      </w:pPr>
       <w:r>
         <w:rPr>
           <w:iCs/>
           <w:i/>
         </w:rPr>
-        <w:t xml:space="preserve"> </w:t>
-      </w:r>
-      <w:r>
-        <w:rPr>
-          <w:rStyle w:val="VerbatimChar"/>
+        <w:t xml:space="preserve">Figure 1. Distributed DR reference model (§12A worked example). Each region simultaneously hosts Prod, CVAL, and DR standby for other source regions; every DR standby cell is tagged with its</w:t>
+      </w:r>
+      <w:r>
+        <w:rPr>
           <w:iCs/>
           <w:i/>
         </w:rPr>
-        <w:t xml:space="preserve">src Rn</w:t>
-      </w:r>
-      <w:r>
-        <w:rPr>
+        <w:t xml:space="preserve"> </w:t>
+      </w:r>
+      <w:r>
+        <w:rPr>
+          <w:rStyle w:val="VerbatimChar"/>
           <w:iCs/>
           <w:i/>
         </w:rPr>
-        <w:t xml:space="preserve"> </w:t>
+        <w:t xml:space="preserve">src Rn</w:t>
       </w:r>
       <w:r>
         <w:rPr>
           <w:iCs/>
           <w:i/>
         </w:rPr>
-        <w:t xml:space="preserve">source region. See</w:t>
+        <w:t xml:space="preserve"> </w:t>
       </w:r>
       <w:r>
         <w:rPr>
           <w:iCs/>
           <w:i/>
         </w:rPr>
-        <w:t xml:space="preserve"> </w:t>
-      </w:r>
-      <w:r>
-        <w:rPr>
-          <w:rStyle w:val="VerbatimChar"/>
+        <w:t xml:space="preserve">source region. See</w:t>
+      </w:r>
+      <w:r>
+        <w:rPr>
           <w:iCs/>
           <w:i/>
         </w:rPr>
-        <w:t xml:space="preserve">diagrams/acrme_three_region_capacity_model.html</w:t>
-      </w:r>
-      <w:r>
-        <w:rPr>
+        <w:t xml:space="preserve"> </w:t>
+      </w:r>
+      <w:r>
+        <w:rPr>
+          <w:rStyle w:val="VerbatimChar"/>
           <w:iCs/>
           <w:i/>
         </w:rPr>
-        <w:t xml:space="preserve"> </w:t>
+        <w:t xml:space="preserve">diagrams/acrme_three_region_capacity_model.html</w:t>
       </w:r>
       <w:r>
         <w:rPr>
           <w:iCs/>
           <w:i/>
         </w:rPr>
-        <w:t xml:space="preserve">for the self-contained source.</w:t>
-      </w:r>
-    </w:p>
-    <w:p>
-      <w:pPr>
-        <w:pStyle w:val="SourceCode"/>
-      </w:pPr>
-      <w:r>
-        <w:rPr>
-          <w:rStyle w:val="VerbatimChar"/>
-        </w:rPr>
-        <w:t xml:space="preserve">flowchart LR</w:t>
-      </w:r>
-      <w:r>
-        <w:br/>
-      </w:r>
-      <w:r>
-        <w:rPr>
-          <w:rStyle w:val="VerbatimChar"/>
-        </w:rPr>
-        <w:t xml:space="preserve">    subgraph R1[Region R1]</w:t>
-      </w:r>
-      <w:r>
-        <w:br/>
-      </w:r>
-      <w:r>
-        <w:rPr>
-          <w:rStyle w:val="VerbatimChar"/>
-        </w:rPr>
-        <w:t xml:space="preserve">        P1[Prod R1]</w:t>
-      </w:r>
-      <w:r>
-        <w:br/>
-      </w:r>
-      <w:r>
-        <w:rPr>
-          <w:rStyle w:val="VerbatimChar"/>
-        </w:rPr>
-        <w:t xml:space="preserve">        C1[CVAL R1]</w:t>
-      </w:r>
-      <w:r>
-        <w:br/>
-      </w:r>
-      <w:r>
-        <w:rPr>
-          <w:rStyle w:val="VerbatimChar"/>
-        </w:rPr>
-        <w:t xml:space="preserve">        D1["DR standby&lt;br/&gt;src R2, src R3"]</w:t>
-      </w:r>
-      <w:r>
-        <w:br/>
-      </w:r>
-      <w:r>
-        <w:rPr>
-          <w:rStyle w:val="VerbatimChar"/>
-        </w:rPr>
-        <w:t xml:space="preserve">    end</w:t>
-      </w:r>
-      <w:r>
-        <w:br/>
-      </w:r>
-      <w:r>
-        <w:rPr>
-          <w:rStyle w:val="VerbatimChar"/>
-        </w:rPr>
-        <w:t xml:space="preserve">    subgraph R2[Region R2]</w:t>
-      </w:r>
-      <w:r>
-        <w:br/>
-      </w:r>
-      <w:r>
-        <w:rPr>
-          <w:rStyle w:val="VerbatimChar"/>
-        </w:rPr>
-        <w:t xml:space="preserve">        P2[Prod R2]</w:t>
-      </w:r>
-      <w:r>
-        <w:br/>
-      </w:r>
-      <w:r>
-        <w:rPr>
-          <w:rStyle w:val="VerbatimChar"/>
-        </w:rPr>
-        <w:t xml:space="preserve">        C2[CVAL R2]</w:t>
-      </w:r>
-      <w:r>
-        <w:br/>
-      </w:r>
-      <w:r>
-        <w:rPr>
-          <w:rStyle w:val="VerbatimChar"/>
-        </w:rPr>
-        <w:t xml:space="preserve">        D2["DR standby&lt;br/&gt;src R1, src R3"]</w:t>
-      </w:r>
-      <w:r>
-        <w:br/>
-      </w:r>
-      <w:r>
-        <w:rPr>
-          <w:rStyle w:val="VerbatimChar"/>
-        </w:rPr>
-        <w:t xml:space="preserve">    end</w:t>
-      </w:r>
-      <w:r>
-        <w:br/>
-      </w:r>
-      <w:r>
-        <w:rPr>
-          <w:rStyle w:val="VerbatimChar"/>
-        </w:rPr>
-        <w:t xml:space="preserve">    subgraph R3[Region R3]</w:t>
-      </w:r>
-      <w:r>
-        <w:br/>
-      </w:r>
-      <w:r>
-        <w:rPr>
-          <w:rStyle w:val="VerbatimChar"/>
-        </w:rPr>
-        <w:t xml:space="preserve">        P3[Prod R3]</w:t>
-      </w:r>
-      <w:r>
-        <w:br/>
-      </w:r>
-      <w:r>
-        <w:rPr>
-          <w:rStyle w:val="VerbatimChar"/>
-        </w:rPr>
-        <w:t xml:space="preserve">        C3[CVAL R3]</w:t>
-      </w:r>
-      <w:r>
-        <w:br/>
-      </w:r>
-      <w:r>
-        <w:rPr>
-          <w:rStyle w:val="VerbatimChar"/>
-        </w:rPr>
-        <w:t xml:space="preserve">        D3["DR standby&lt;br/&gt;src R1, src R2"]</w:t>
-      </w:r>
-      <w:r>
-        <w:br/>
-      </w:r>
-      <w:r>
-        <w:rPr>
-          <w:rStyle w:val="VerbatimChar"/>
-        </w:rPr>
-        <w:t xml:space="preserve">    end</w:t>
-      </w:r>
-      <w:r>
-        <w:br/>
-      </w:r>
-      <w:r>
-        <w:rPr>
-          <w:rStyle w:val="VerbatimChar"/>
-        </w:rPr>
-        <w:t xml:space="preserve">    P1 -. protected by .-&gt; D2</w:t>
-      </w:r>
-      <w:r>
-        <w:br/>
-      </w:r>
-      <w:r>
-        <w:rPr>
-          <w:rStyle w:val="VerbatimChar"/>
-        </w:rPr>
-        <w:t xml:space="preserve">    P1 -. protected by .-&gt; D3</w:t>
-      </w:r>
-      <w:r>
-        <w:br/>
-      </w:r>
-      <w:r>
-        <w:rPr>
-          <w:rStyle w:val="VerbatimChar"/>
-        </w:rPr>
-        <w:t xml:space="preserve">    P2 -. protected by .-&gt; D1</w:t>
-      </w:r>
-      <w:r>
-        <w:br/>
-      </w:r>
-      <w:r>
-        <w:rPr>
-          <w:rStyle w:val="VerbatimChar"/>
-        </w:rPr>
-        <w:t xml:space="preserve">    P2 -. protected by .-&gt; D3</w:t>
-      </w:r>
-      <w:r>
-        <w:br/>
-      </w:r>
-      <w:r>
-        <w:rPr>
-          <w:rStyle w:val="VerbatimChar"/>
-        </w:rPr>
-        <w:t xml:space="preserve">    P3 -. protected by .-&gt; D1</w:t>
-      </w:r>
-      <w:r>
-        <w:br/>
-      </w:r>
-      <w:r>
-        <w:rPr>
-          <w:rStyle w:val="VerbatimChar"/>
-        </w:rPr>
-        <w:t xml:space="preserve">    P3 -. protected by .-&gt; D2</w:t>
-      </w:r>
-    </w:p>
-    <w:p>
-      <w:pPr>
-        <w:pStyle w:val="FirstParagraph"/>
-      </w:pPr>
+        <w:t xml:space="preserve"> </w:t>
+      </w:r>
       <w:r>
         <w:rPr>
           <w:iCs/>
           <w:i/>
         </w:rPr>
+        <w:t xml:space="preserve">for the self-contained source.</w:t>
+      </w:r>
+    </w:p>
+    <w:p>
+      <w:pPr>
+        <w:pStyle w:val="SourceCode"/>
+      </w:pPr>
+      <w:r>
+        <w:rPr>
+          <w:rStyle w:val="VerbatimChar"/>
+        </w:rPr>
+        <w:t xml:space="preserve">flowchart LR</w:t>
+      </w:r>
+      <w:r>
+        <w:br/>
+      </w:r>
+      <w:r>
+        <w:rPr>
+          <w:rStyle w:val="VerbatimChar"/>
+        </w:rPr>
+        <w:t xml:space="preserve">    subgraph R1[Region R1]</w:t>
+      </w:r>
+      <w:r>
+        <w:br/>
+      </w:r>
+      <w:r>
+        <w:rPr>
+          <w:rStyle w:val="VerbatimChar"/>
+        </w:rPr>
+        <w:t xml:space="preserve">        P1[Prod R1]</w:t>
+      </w:r>
+      <w:r>
+        <w:br/>
+      </w:r>
+      <w:r>
+        <w:rPr>
+          <w:rStyle w:val="VerbatimChar"/>
+        </w:rPr>
+        <w:t xml:space="preserve">        C1[CVAL R1]</w:t>
+      </w:r>
+      <w:r>
+        <w:br/>
+      </w:r>
+      <w:r>
+        <w:rPr>
+          <w:rStyle w:val="VerbatimChar"/>
+        </w:rPr>
+        <w:t xml:space="preserve">        D1["DR standby&lt;br/&gt;src R2, src R3"]</w:t>
+      </w:r>
+      <w:r>
+        <w:br/>
+      </w:r>
+      <w:r>
+        <w:rPr>
+          <w:rStyle w:val="VerbatimChar"/>
+        </w:rPr>
+        <w:t xml:space="preserve">    end</w:t>
+      </w:r>
+      <w:r>
+        <w:br/>
+      </w:r>
+      <w:r>
+        <w:rPr>
+          <w:rStyle w:val="VerbatimChar"/>
+        </w:rPr>
+        <w:t xml:space="preserve">    subgraph R2[Region R2]</w:t>
+      </w:r>
+      <w:r>
+        <w:br/>
+      </w:r>
+      <w:r>
+        <w:rPr>
+          <w:rStyle w:val="VerbatimChar"/>
+        </w:rPr>
+        <w:t xml:space="preserve">        P2[Prod R2]</w:t>
+      </w:r>
+      <w:r>
+        <w:br/>
+      </w:r>
+      <w:r>
+        <w:rPr>
+          <w:rStyle w:val="VerbatimChar"/>
+        </w:rPr>
+        <w:t xml:space="preserve">        C2[CVAL R2]</w:t>
+      </w:r>
+      <w:r>
+        <w:br/>
+      </w:r>
+      <w:r>
+        <w:rPr>
+          <w:rStyle w:val="VerbatimChar"/>
+        </w:rPr>
+        <w:t xml:space="preserve">        D2["DR standby&lt;br/&gt;src R1, src R3"]</w:t>
+      </w:r>
+      <w:r>
+        <w:br/>
+      </w:r>
+      <w:r>
+        <w:rPr>
+          <w:rStyle w:val="VerbatimChar"/>
+        </w:rPr>
+        <w:t xml:space="preserve">    end</w:t>
+      </w:r>
+      <w:r>
+        <w:br/>
+      </w:r>
+      <w:r>
+        <w:rPr>
+          <w:rStyle w:val="VerbatimChar"/>
+        </w:rPr>
+        <w:t xml:space="preserve">    subgraph R3[Region R3]</w:t>
+      </w:r>
+      <w:r>
+        <w:br/>
+      </w:r>
+      <w:r>
+        <w:rPr>
+          <w:rStyle w:val="VerbatimChar"/>
+        </w:rPr>
+        <w:t xml:space="preserve">        P3[Prod R3]</w:t>
+      </w:r>
+      <w:r>
+        <w:br/>
+      </w:r>
+      <w:r>
+        <w:rPr>
+          <w:rStyle w:val="VerbatimChar"/>
+        </w:rPr>
+        <w:t xml:space="preserve">        C3[CVAL R3]</w:t>
+      </w:r>
+      <w:r>
+        <w:br/>
+      </w:r>
+      <w:r>
+        <w:rPr>
+          <w:rStyle w:val="VerbatimChar"/>
+        </w:rPr>
+        <w:t xml:space="preserve">        D3["DR standby&lt;br/&gt;src R1, src R2"]</w:t>
+      </w:r>
+      <w:r>
+        <w:br/>
+      </w:r>
+      <w:r>
+        <w:rPr>
+          <w:rStyle w:val="VerbatimChar"/>
+        </w:rPr>
+        <w:t xml:space="preserve">    end</w:t>
+      </w:r>
+      <w:r>
+        <w:br/>
+      </w:r>
+      <w:r>
+        <w:rPr>
+          <w:rStyle w:val="VerbatimChar"/>
+        </w:rPr>
+        <w:t xml:space="preserve">    P1 -. protected by .-&gt; D2</w:t>
+      </w:r>
+      <w:r>
+        <w:br/>
+      </w:r>
+      <w:r>
+        <w:rPr>
+          <w:rStyle w:val="VerbatimChar"/>
+        </w:rPr>
+        <w:t xml:space="preserve">    P1 -. protected by .-&gt; D3</w:t>
+      </w:r>
+      <w:r>
+        <w:br/>
+      </w:r>
+      <w:r>
+        <w:rPr>
+          <w:rStyle w:val="VerbatimChar"/>
+        </w:rPr>
+        <w:t xml:space="preserve">    P2 -. protected by .-&gt; D1</w:t>
+      </w:r>
+      <w:r>
+        <w:br/>
+      </w:r>
+      <w:r>
+        <w:rPr>
+          <w:rStyle w:val="VerbatimChar"/>
+        </w:rPr>
+        <w:t xml:space="preserve">    P2 -. protected by .-&gt; D3</w:t>
+      </w:r>
+      <w:r>
+        <w:br/>
+      </w:r>
+      <w:r>
+        <w:rPr>
+          <w:rStyle w:val="VerbatimChar"/>
+        </w:rPr>
+        <w:t xml:space="preserve">    P3 -. protected by .-&gt; D1</w:t>
+      </w:r>
+      <w:r>
+        <w:br/>
+      </w:r>
+      <w:r>
+        <w:rPr>
+          <w:rStyle w:val="VerbatimChar"/>
+        </w:rPr>
+        <w:t xml:space="preserve">    P3 -. protected by .-&gt; D2</w:t>
+      </w:r>
+    </w:p>
+    <w:p>
+      <w:pPr>
+        <w:pStyle w:val="FirstParagraph"/>
+      </w:pPr>
+      <w:r>
+        <w:rPr>
+          <w:iCs/>
+          <w:i/>
+        </w:rPr>
         <w:t xml:space="preserve">Figure 2. Reciprocal protection: each region’s production is protected by standby distributed across the other regions; each region’s DR cell hosts standby for multiple source regions (many-to-many).</w:t>
       </w:r>
     </w:p>
-    <w:bookmarkEnd w:id="22"/>
-    <w:bookmarkStart w:id="23" w:name="sourcedestinationdrindex-dr-018-dat-002"/>
+    <w:bookmarkEnd w:id="23"/>
+    <w:bookmarkStart w:id="24" w:name="sourcedestinationdrindex-dr-018-dat-002"/>
     <w:p>
       <w:pPr>
         <w:pStyle w:val="Heading2"/>
@@ -1586,8 +2311,8 @@
         <w:t xml:space="preserve">[Decided]</w:t>
       </w:r>
     </w:p>
-    <w:bookmarkEnd w:id="23"/>
-    <w:bookmarkStart w:id="24" w:name="destination-sizing-boundary-dr-017"/>
+    <w:bookmarkEnd w:id="24"/>
+    <w:bookmarkStart w:id="25" w:name="destination-sizing-boundary-dr-017"/>
     <w:p>
       <w:pPr>
         <w:pStyle w:val="Heading2"/>
@@ -1724,185 +2449,6 @@
           <w:rStyle w:val="VerbatimChar"/>
         </w:rPr>
         <w:t xml:space="preserve">DR_Capacity_Gap(d) = Destination_DR_Requirement(d) - Standby_Provisioned(d)</w:t>
-      </w:r>
-    </w:p>
-    <w:p>
-      <w:pPr>
-        <w:numPr>
-          <w:ilvl w:val="0"/>
-          <w:numId w:val="1002"/>
-        </w:numPr>
-        <w:pStyle w:val="Compact"/>
-      </w:pPr>
-      <w:r>
-        <w:rPr>
-          <w:rStyle w:val="VerbatimChar"/>
-        </w:rPr>
-        <w:t xml:space="preserve">MAX</w:t>
-      </w:r>
-      <w:r>
-        <w:t xml:space="preserve"> </w:t>
-      </w:r>
-      <w:r>
-        <w:t xml:space="preserve">is valid only under the single-source-failure assumption (Decision 6).</w:t>
-      </w:r>
-      <w:r>
-        <w:t xml:space="preserve"> </w:t>
-      </w:r>
-      <w:r>
-        <w:rPr>
-          <w:rStyle w:val="VerbatimChar"/>
-        </w:rPr>
-        <w:t xml:space="preserve">[Decided]</w:t>
-      </w:r>
-    </w:p>
-    <w:p>
-      <w:pPr>
-        <w:numPr>
-          <w:ilvl w:val="0"/>
-          <w:numId w:val="1002"/>
-        </w:numPr>
-        <w:pStyle w:val="Compact"/>
-      </w:pPr>
-      <w:r>
-        <w:rPr>
-          <w:rStyle w:val="VerbatimChar"/>
-        </w:rPr>
-        <w:t xml:space="preserve">Overcommit_Ratio(d) &gt; 1</w:t>
-      </w:r>
-      <w:r>
-        <w:t xml:space="preserve"> </w:t>
-      </w:r>
-      <w:r>
-        <w:t xml:space="preserve">is expected and healthy — it quantifies how much cheaper the distributed max-not-sum model is than summed clones. It is surfaced, not alerted, unless it exceeds a configured safety ceiling (POC-011).</w:t>
-      </w:r>
-      <w:r>
-        <w:t xml:space="preserve"> </w:t>
-      </w:r>
-      <w:r>
-        <w:rPr>
-          <w:rStyle w:val="VerbatimChar"/>
-        </w:rPr>
-        <w:t xml:space="preserve">[Derived]</w:t>
-      </w:r>
-    </w:p>
-    <w:p>
-      <w:pPr>
-        <w:numPr>
-          <w:ilvl w:val="0"/>
-          <w:numId w:val="1002"/>
-        </w:numPr>
-        <w:pStyle w:val="Compact"/>
-      </w:pPr>
-      <w:r>
-        <w:rPr>
-          <w:rStyle w:val="VerbatimChar"/>
-        </w:rPr>
-        <w:t xml:space="preserve">DR_Capacity_Gap(d) &gt; 0</w:t>
-      </w:r>
-      <w:r>
-        <w:t xml:space="preserve"> </w:t>
-      </w:r>
-      <w:r>
-        <w:t xml:space="preserve">means the destination cannot currently satisfy its worst-case single-source activation and must raise a coverage alert.</w:t>
-      </w:r>
-      <w:r>
-        <w:t xml:space="preserve"> </w:t>
-      </w:r>
-      <w:r>
-        <w:rPr>
-          <w:rStyle w:val="VerbatimChar"/>
-        </w:rPr>
-        <w:t xml:space="preserve">[Decided]</w:t>
-      </w:r>
-    </w:p>
-    <w:bookmarkEnd w:id="24"/>
-    <w:bookmarkStart w:id="25" w:name="worked-example-12a"/>
-    <w:p>
-      <w:pPr>
-        <w:pStyle w:val="Heading2"/>
-      </w:pPr>
-      <w:r>
-        <w:t xml:space="preserve">Worked Example (§12A)</w:t>
-      </w:r>
-    </w:p>
-    <w:p>
-      <w:pPr>
-        <w:pStyle w:val="FirstParagraph"/>
-      </w:pPr>
-      <w:r>
-        <w:t xml:space="preserve">Using the reference footprint, assume for one SKU/zone that region R1’s DR cell protects R2 (portion 40 instances) and R3 (portion 55 instances), non-concurrently:</w:t>
-      </w:r>
-    </w:p>
-    <w:p>
-      <w:pPr>
-        <w:pStyle w:val="SourceCode"/>
-      </w:pPr>
-      <w:r>
-        <w:rPr>
-          <w:rStyle w:val="VerbatimChar"/>
-        </w:rPr>
-        <w:t xml:space="preserve">Destination_DR_Requirement(R1) = MAX(40, 55) = 55 instances     # not 40 + 55 = 95</w:t>
-      </w:r>
-      <w:r>
-        <w:br/>
-      </w:r>
-      <w:r>
-        <w:rPr>
-          <w:rStyle w:val="VerbatimChar"/>
-        </w:rPr>
-        <w:t xml:space="preserve">Overcommit_Ratio(R1)           = (40 + 55) / 55 = 1.73           # 73% cheaper than summed clones</w:t>
-      </w:r>
-    </w:p>
-    <w:p>
-      <w:pPr>
-        <w:pStyle w:val="FirstParagraph"/>
-      </w:pPr>
-      <w:r>
-        <w:t xml:space="preserve">R1 reserves standby for</w:t>
-      </w:r>
-      <w:r>
-        <w:t xml:space="preserve"> </w:t>
-      </w:r>
-      <w:r>
-        <w:rPr>
-          <w:bCs/>
-          <w:b/>
-        </w:rPr>
-        <w:t xml:space="preserve">55</w:t>
-      </w:r>
-      <w:r>
-        <w:t xml:space="preserve"> </w:t>
-      </w:r>
-      <w:r>
-        <w:t xml:space="preserve">instances (the larger single source), earmarked inside R1’s single governed quota pool. If R3 is declared failed, R1 activates R3’s 55-instance standby set in priority waves; R2’s mapped standby (which may sit in a different destination) is untouched.</w:t>
-      </w:r>
-      <w:r>
-        <w:t xml:space="preserve"> </w:t>
-      </w:r>
-      <w:r>
-        <w:rPr>
-          <w:rStyle w:val="VerbatimChar"/>
-        </w:rPr>
-        <w:t xml:space="preserve">[Decided]</w:t>
-      </w:r>
-    </w:p>
-    <w:bookmarkEnd w:id="25"/>
-    <w:bookmarkStart w:id="26" w:name="observability-contract-obs-001..004"/>
-    <w:p>
-      <w:pPr>
-        <w:pStyle w:val="Heading2"/>
-      </w:pPr>
-      <w:r>
-        <w:t xml:space="preserve">Observability Contract (OBS-001..004)</w:t>
-      </w:r>
-    </w:p>
-    <w:p>
-      <w:pPr>
-        <w:pStyle w:val="FirstParagraph"/>
-      </w:pPr>
-      <w:r>
-        <w:t xml:space="preserve">The distributed model is auditable only if the following are exposed:</w:t>
       </w:r>
     </w:p>
     <w:p>
@@ -1914,54 +2460,25 @@
         <w:pStyle w:val="Compact"/>
       </w:pPr>
       <w:r>
-        <w:t xml:space="preserve">per-destination</w:t>
-      </w:r>
-      <w:r>
-        <w:t xml:space="preserve"> </w:t>
-      </w:r>
-      <w:r>
-        <w:rPr>
-          <w:bCs/>
-          <w:b/>
-        </w:rPr>
-        <w:t xml:space="preserve">max-source coverage</w:t>
-      </w:r>
-      <w:r>
-        <w:t xml:space="preserve"> </w:t>
-      </w:r>
-      <w:r>
-        <w:t xml:space="preserve">metric and a</w:t>
-      </w:r>
-      <w:r>
-        <w:t xml:space="preserve"> </w:t>
-      </w:r>
-      <w:r>
-        <w:rPr>
-          <w:bCs/>
-          <w:b/>
-        </w:rPr>
-        <w:t xml:space="preserve">coverage-gap</w:t>
-      </w:r>
-      <w:r>
-        <w:t xml:space="preserve"> </w:t>
-      </w:r>
-      <w:r>
-        <w:t xml:space="preserve">alert when</w:t>
-      </w:r>
-      <w:r>
-        <w:t xml:space="preserve"> </w:t>
-      </w:r>
-      <w:r>
-        <w:rPr>
-          <w:rStyle w:val="VerbatimChar"/>
-        </w:rPr>
-        <w:t xml:space="preserve">DR_Capacity_Gap(d) &gt; 0</w:t>
-      </w:r>
-      <w:r>
-        <w:t xml:space="preserve"> </w:t>
-      </w:r>
-      <w:r>
-        <w:t xml:space="preserve">(OBS-001/002);</w:t>
+        <w:rPr>
+          <w:rStyle w:val="VerbatimChar"/>
+        </w:rPr>
+        <w:t xml:space="preserve">MAX</w:t>
+      </w:r>
+      <w:r>
+        <w:t xml:space="preserve"> </w:t>
+      </w:r>
+      <w:r>
+        <w:t xml:space="preserve">is valid only under the single-source-failure assumption (Decision 6).</w:t>
+      </w:r>
+      <w:r>
+        <w:t xml:space="preserve"> </w:t>
+      </w:r>
+      <w:r>
+        <w:rPr>
+          <w:rStyle w:val="VerbatimChar"/>
+        </w:rPr>
+        <w:t xml:space="preserve">[Decided]</w:t>
       </w:r>
     </w:p>
     <w:p>
@@ -1974,16 +2491,24 @@
       </w:pPr>
       <w:r>
         <w:rPr>
-          <w:bCs/>
-          <w:b/>
-        </w:rPr>
-        <w:t xml:space="preserve">overcommit ratio</w:t>
-      </w:r>
-      <w:r>
-        <w:t xml:space="preserve"> </w:t>
-      </w:r>
-      <w:r>
-        <w:t xml:space="preserve">per destination, with a POC-011 safety-ceiling alert (OBS-002);</w:t>
+          <w:rStyle w:val="VerbatimChar"/>
+        </w:rPr>
+        <w:t xml:space="preserve">Overcommit_Ratio(d) &gt; 1</w:t>
+      </w:r>
+      <w:r>
+        <w:t xml:space="preserve"> </w:t>
+      </w:r>
+      <w:r>
+        <w:t xml:space="preserve">is expected and healthy — it quantifies how much cheaper the distributed max-not-sum model is than summed clones. It is surfaced, not alerted, unless it exceeds a configured safety ceiling (POC-011).</w:t>
+      </w:r>
+      <w:r>
+        <w:t xml:space="preserve"> </w:t>
+      </w:r>
+      <w:r>
+        <w:rPr>
+          <w:rStyle w:val="VerbatimChar"/>
+        </w:rPr>
+        <w:t xml:space="preserve">[Derived]</w:t>
       </w:r>
     </w:p>
     <w:p>
@@ -1995,35 +2520,16 @@
         <w:pStyle w:val="Compact"/>
       </w:pPr>
       <w:r>
-        <w:t xml:space="preserve">a</w:t>
-      </w:r>
-      <w:r>
-        <w:t xml:space="preserve"> </w:t>
-      </w:r>
-      <w:r>
-        <w:rPr>
-          <w:bCs/>
-          <w:b/>
-        </w:rPr>
-        <w:t xml:space="preserve">source ↔ destination DR mapping</w:t>
-      </w:r>
-      <w:r>
-        <w:t xml:space="preserve"> </w:t>
-      </w:r>
-      <w:r>
-        <w:t xml:space="preserve">dashboard view driven by the index (OBS-004);</w:t>
-      </w:r>
-    </w:p>
-    <w:p>
-      <w:pPr>
-        <w:numPr>
-          <w:ilvl w:val="0"/>
-          <w:numId w:val="1003"/>
-        </w:numPr>
-        <w:pStyle w:val="Compact"/>
-      </w:pPr>
-      <w:r>
-        <w:t xml:space="preserve">activation state by customer and priority wave, and failback-pending age (OBS-003/004).</w:t>
+        <w:rPr>
+          <w:rStyle w:val="VerbatimChar"/>
+        </w:rPr>
+        <w:t xml:space="preserve">DR_Capacity_Gap(d) &gt; 0</w:t>
+      </w:r>
+      <w:r>
+        <w:t xml:space="preserve"> </w:t>
+      </w:r>
+      <w:r>
+        <w:t xml:space="preserve">means the destination cannot currently satisfy its worst-case single-source activation and must raise a coverage alert.</w:t>
       </w:r>
       <w:r>
         <w:t xml:space="preserve"> </w:t>
@@ -2035,14 +2541,85 @@
         <w:t xml:space="preserve">[Decided]</w:t>
       </w:r>
     </w:p>
+    <w:bookmarkEnd w:id="25"/>
+    <w:bookmarkStart w:id="26" w:name="worked-example-12a"/>
+    <w:p>
+      <w:pPr>
+        <w:pStyle w:val="Heading2"/>
+      </w:pPr>
+      <w:r>
+        <w:t xml:space="preserve">Worked Example (§12A)</w:t>
+      </w:r>
+    </w:p>
+    <w:p>
+      <w:pPr>
+        <w:pStyle w:val="FirstParagraph"/>
+      </w:pPr>
+      <w:r>
+        <w:t xml:space="preserve">Using the reference footprint, assume for one SKU/zone that region R1’s DR cell protects R2 (portion 40 instances) and R3 (portion 55 instances), non-concurrently:</w:t>
+      </w:r>
+    </w:p>
+    <w:p>
+      <w:pPr>
+        <w:pStyle w:val="SourceCode"/>
+      </w:pPr>
+      <w:r>
+        <w:rPr>
+          <w:rStyle w:val="VerbatimChar"/>
+        </w:rPr>
+        <w:t xml:space="preserve">Destination_DR_Requirement(R1) = MAX(40, 55) = 55 instances     # not 40 + 55 = 95</w:t>
+      </w:r>
+      <w:r>
+        <w:br/>
+      </w:r>
+      <w:r>
+        <w:rPr>
+          <w:rStyle w:val="VerbatimChar"/>
+        </w:rPr>
+        <w:t xml:space="preserve">Overcommit_Ratio(R1)           = (40 + 55) / 55 = 1.73           # 73% cheaper than summed clones</w:t>
+      </w:r>
+    </w:p>
+    <w:p>
+      <w:pPr>
+        <w:pStyle w:val="FirstParagraph"/>
+      </w:pPr>
+      <w:r>
+        <w:t xml:space="preserve">R1 reserves standby for</w:t>
+      </w:r>
+      <w:r>
+        <w:t xml:space="preserve"> </w:t>
+      </w:r>
+      <w:r>
+        <w:rPr>
+          <w:bCs/>
+          <w:b/>
+        </w:rPr>
+        <w:t xml:space="preserve">55</w:t>
+      </w:r>
+      <w:r>
+        <w:t xml:space="preserve"> </w:t>
+      </w:r>
+      <w:r>
+        <w:t xml:space="preserve">instances (the larger single source), earmarked inside R1’s single governed quota pool. If R3 is declared failed, R1 activates R3’s 55-instance standby set in priority waves; R2’s mapped standby (which may sit in a different destination) is untouched.</w:t>
+      </w:r>
+      <w:r>
+        <w:t xml:space="preserve"> </w:t>
+      </w:r>
+      <w:r>
+        <w:rPr>
+          <w:rStyle w:val="VerbatimChar"/>
+        </w:rPr>
+        <w:t xml:space="preserve">[Decided]</w:t>
+      </w:r>
+    </w:p>
     <w:bookmarkEnd w:id="26"/>
-    <w:bookmarkStart w:id="27" w:name="consequences"/>
+    <w:bookmarkStart w:id="27" w:name="observability-contract-obs-001..004"/>
     <w:p>
       <w:pPr>
         <w:pStyle w:val="Heading2"/>
       </w:pPr>
       <w:r>
-        <w:t xml:space="preserve">Consequences</w:t>
+        <w:t xml:space="preserve">Observability Contract (OBS-001..004)</w:t>
       </w:r>
     </w:p>
     <w:p>
@@ -2050,11 +2627,7 @@
         <w:pStyle w:val="FirstParagraph"/>
       </w:pPr>
       <w:r>
-        <w:rPr>
-          <w:bCs/>
-          <w:b/>
-        </w:rPr>
-        <w:t xml:space="preserve">Positive</w:t>
+        <w:t xml:space="preserve">The distributed model is auditable only if the following are exposed:</w:t>
       </w:r>
     </w:p>
     <w:p>
@@ -2066,16 +2639,54 @@
         <w:pStyle w:val="Compact"/>
       </w:pPr>
       <w:r>
-        <w:t xml:space="preserve">Removes fixed 30-40% idle standby as the default; distributed max-not-sum is materially cheaper.</w:t>
-      </w:r>
-      <w:r>
-        <w:t xml:space="preserve"> </w:t>
-      </w:r>
-      <w:r>
-        <w:rPr>
-          <w:rStyle w:val="VerbatimChar"/>
-        </w:rPr>
-        <w:t xml:space="preserve">[Decided]</w:t>
+        <w:t xml:space="preserve">per-destination</w:t>
+      </w:r>
+      <w:r>
+        <w:t xml:space="preserve"> </w:t>
+      </w:r>
+      <w:r>
+        <w:rPr>
+          <w:bCs/>
+          <w:b/>
+        </w:rPr>
+        <w:t xml:space="preserve">max-source coverage</w:t>
+      </w:r>
+      <w:r>
+        <w:t xml:space="preserve"> </w:t>
+      </w:r>
+      <w:r>
+        <w:t xml:space="preserve">metric and a</w:t>
+      </w:r>
+      <w:r>
+        <w:t xml:space="preserve"> </w:t>
+      </w:r>
+      <w:r>
+        <w:rPr>
+          <w:bCs/>
+          <w:b/>
+        </w:rPr>
+        <w:t xml:space="preserve">coverage-gap</w:t>
+      </w:r>
+      <w:r>
+        <w:t xml:space="preserve"> </w:t>
+      </w:r>
+      <w:r>
+        <w:t xml:space="preserve">alert when</w:t>
+      </w:r>
+      <w:r>
+        <w:t xml:space="preserve"> </w:t>
+      </w:r>
+      <w:r>
+        <w:rPr>
+          <w:rStyle w:val="VerbatimChar"/>
+        </w:rPr>
+        <w:t xml:space="preserve">DR_Capacity_Gap(d) &gt; 0</w:t>
+      </w:r>
+      <w:r>
+        <w:t xml:space="preserve"> </w:t>
+      </w:r>
+      <w:r>
+        <w:t xml:space="preserve">(OBS-001/002);</w:t>
       </w:r>
     </w:p>
     <w:p>
@@ -2087,16 +2698,17 @@
         <w:pStyle w:val="Compact"/>
       </w:pPr>
       <w:r>
-        <w:t xml:space="preserve">Reuses the shared regional footprint (Prod/CVAL/DR reciprocal roles) instead of dedicated DR regions.</w:t>
-      </w:r>
-      <w:r>
-        <w:t xml:space="preserve"> </w:t>
-      </w:r>
-      <w:r>
-        <w:rPr>
-          <w:rStyle w:val="VerbatimChar"/>
-        </w:rPr>
-        <w:t xml:space="preserve">[Decided]</w:t>
+        <w:rPr>
+          <w:bCs/>
+          <w:b/>
+        </w:rPr>
+        <w:t xml:space="preserve">overcommit ratio</w:t>
+      </w:r>
+      <w:r>
+        <w:t xml:space="preserve"> </w:t>
+      </w:r>
+      <w:r>
+        <w:t xml:space="preserve">per destination, with a POC-011 safety-ceiling alert (OBS-002);</w:t>
       </w:r>
     </w:p>
     <w:p>
@@ -2108,16 +2720,23 @@
         <w:pStyle w:val="Compact"/>
       </w:pPr>
       <w:r>
-        <w:t xml:space="preserve">Makes activation deterministic and source-specific via the index and seed.</w:t>
-      </w:r>
-      <w:r>
-        <w:t xml:space="preserve"> </w:t>
-      </w:r>
-      <w:r>
-        <w:rPr>
-          <w:rStyle w:val="VerbatimChar"/>
-        </w:rPr>
-        <w:t xml:space="preserve">[Decided]</w:t>
+        <w:t xml:space="preserve">a</w:t>
+      </w:r>
+      <w:r>
+        <w:t xml:space="preserve"> </w:t>
+      </w:r>
+      <w:r>
+        <w:rPr>
+          <w:bCs/>
+          <w:b/>
+        </w:rPr>
+        <w:t xml:space="preserve">source ↔ destination DR mapping</w:t>
+      </w:r>
+      <w:r>
+        <w:t xml:space="preserve"> </w:t>
+      </w:r>
+      <w:r>
+        <w:t xml:space="preserve">dashboard view driven by the index (OBS-004);</w:t>
       </w:r>
     </w:p>
     <w:p>
@@ -2129,16 +2748,26 @@
         <w:pStyle w:val="Compact"/>
       </w:pPr>
       <w:r>
-        <w:t xml:space="preserve">Pairs naturally with the single governed quota pool: the DR earmark is one line item inside the shared pool.</w:t>
-      </w:r>
-      <w:r>
-        <w:t xml:space="preserve"> </w:t>
-      </w:r>
-      <w:r>
-        <w:rPr>
-          <w:rStyle w:val="VerbatimChar"/>
-        </w:rPr>
-        <w:t xml:space="preserve">[Derived]</w:t>
+        <w:t xml:space="preserve">activation state by customer and priority wave, and failback-pending age (OBS-003/004).</w:t>
+      </w:r>
+      <w:r>
+        <w:t xml:space="preserve"> </w:t>
+      </w:r>
+      <w:r>
+        <w:rPr>
+          <w:rStyle w:val="VerbatimChar"/>
+        </w:rPr>
+        <w:t xml:space="preserve">[Decided]</w:t>
+      </w:r>
+    </w:p>
+    <w:bookmarkEnd w:id="27"/>
+    <w:bookmarkStart w:id="28" w:name="consequences"/>
+    <w:p>
+      <w:pPr>
+        <w:pStyle w:val="Heading2"/>
+      </w:pPr>
+      <w:r>
+        <w:t xml:space="preserve">Consequences</w:t>
       </w:r>
     </w:p>
     <w:p>
@@ -2150,7 +2779,7 @@
           <w:bCs/>
           <w:b/>
         </w:rPr>
-        <w:t xml:space="preserve">Negative / trade-offs</w:t>
+        <w:t xml:space="preserve">Positive</w:t>
       </w:r>
     </w:p>
     <w:p>
@@ -2162,16 +2791,16 @@
         <w:pStyle w:val="Compact"/>
       </w:pPr>
       <w:r>
-        <w:t xml:space="preserve">Under-protects genuinely concurrent multi-source failures unless SUM override or extra earmark is configured.</w:t>
-      </w:r>
-      <w:r>
-        <w:t xml:space="preserve"> </w:t>
-      </w:r>
-      <w:r>
-        <w:rPr>
-          <w:rStyle w:val="VerbatimChar"/>
-        </w:rPr>
-        <w:t xml:space="preserve">[Derived]</w:t>
+        <w:t xml:space="preserve">Removes fixed 30-40% idle standby as the default; distributed max-not-sum is materially cheaper.</w:t>
+      </w:r>
+      <w:r>
+        <w:t xml:space="preserve"> </w:t>
+      </w:r>
+      <w:r>
+        <w:rPr>
+          <w:rStyle w:val="VerbatimChar"/>
+        </w:rPr>
+        <w:t xml:space="preserve">[Decided]</w:t>
       </w:r>
     </w:p>
     <w:p>
@@ -2183,22 +2812,7 @@
         <w:pStyle w:val="Compact"/>
       </w:pPr>
       <w:r>
-        <w:t xml:space="preserve">Requires the</w:t>
-      </w:r>
-      <w:r>
-        <w:t xml:space="preserve"> </w:t>
-      </w:r>
-      <w:r>
-        <w:rPr>
-          <w:rStyle w:val="VerbatimChar"/>
-        </w:rPr>
-        <w:t xml:space="preserve">SourceDestinationDRIndex</w:t>
-      </w:r>
-      <w:r>
-        <w:t xml:space="preserve"> </w:t>
-      </w:r>
-      <w:r>
-        <w:t xml:space="preserve">to be kept fresh and consistent with seeds.</w:t>
+        <w:t xml:space="preserve">Reuses the shared regional footprint (Prod/CVAL/DR reciprocal roles) instead of dedicated DR regions.</w:t>
       </w:r>
       <w:r>
         <w:t xml:space="preserve"> </w:t>
@@ -2219,16 +2833,16 @@
         <w:pStyle w:val="Compact"/>
       </w:pPr>
       <w:r>
-        <w:t xml:space="preserve">Overcommit visibility and safety ceilings depend on POC-011 evidence.</w:t>
-      </w:r>
-      <w:r>
-        <w:t xml:space="preserve"> </w:t>
-      </w:r>
-      <w:r>
-        <w:rPr>
-          <w:rStyle w:val="VerbatimChar"/>
-        </w:rPr>
-        <w:t xml:space="preserve">[Assumed]</w:t>
+        <w:t xml:space="preserve">Makes activation deterministic and source-specific via the index and seed.</w:t>
+      </w:r>
+      <w:r>
+        <w:t xml:space="preserve"> </w:t>
+      </w:r>
+      <w:r>
+        <w:rPr>
+          <w:rStyle w:val="VerbatimChar"/>
+        </w:rPr>
+        <w:t xml:space="preserve">[Decided]</w:t>
       </w:r>
     </w:p>
     <w:p>
@@ -2240,7 +2854,7 @@
         <w:pStyle w:val="Compact"/>
       </w:pPr>
       <w:r>
-        <w:t xml:space="preserve">Cross-geo cases (e.g., Middle East → Switzerland North) add sovereignty/zone-alignment constraints to the mapping.</w:t>
+        <w:t xml:space="preserve">Pairs naturally with the single governed quota pool: the DR earmark is one line item inside the shared pool.</w:t>
       </w:r>
       <w:r>
         <w:t xml:space="preserve"> </w:t>
@@ -2252,8 +2866,161 @@
         <w:t xml:space="preserve">[Derived]</w:t>
       </w:r>
     </w:p>
-    <w:bookmarkEnd w:id="27"/>
-    <w:bookmarkStart w:id="28" w:name="alternatives-considered"/>
+    <w:p>
+      <w:pPr>
+        <w:pStyle w:val="FirstParagraph"/>
+      </w:pPr>
+      <w:r>
+        <w:rPr>
+          <w:bCs/>
+          <w:b/>
+        </w:rPr>
+        <w:t xml:space="preserve">Negative / trade-offs</w:t>
+      </w:r>
+    </w:p>
+    <w:p>
+      <w:pPr>
+        <w:numPr>
+          <w:ilvl w:val="0"/>
+          <w:numId w:val="1006"/>
+        </w:numPr>
+        <w:pStyle w:val="Compact"/>
+      </w:pPr>
+      <w:r>
+        <w:t xml:space="preserve">Under-protects genuinely concurrent multi-source failures unless SUM override or extra earmark is configured.</w:t>
+      </w:r>
+      <w:r>
+        <w:t xml:space="preserve"> </w:t>
+      </w:r>
+      <w:r>
+        <w:rPr>
+          <w:rStyle w:val="VerbatimChar"/>
+        </w:rPr>
+        <w:t xml:space="preserve">[Derived]</w:t>
+      </w:r>
+    </w:p>
+    <w:p>
+      <w:pPr>
+        <w:numPr>
+          <w:ilvl w:val="0"/>
+          <w:numId w:val="1006"/>
+        </w:numPr>
+        <w:pStyle w:val="Compact"/>
+      </w:pPr>
+      <w:r>
+        <w:t xml:space="preserve">Requires the</w:t>
+      </w:r>
+      <w:r>
+        <w:t xml:space="preserve"> </w:t>
+      </w:r>
+      <w:r>
+        <w:rPr>
+          <w:rStyle w:val="VerbatimChar"/>
+        </w:rPr>
+        <w:t xml:space="preserve">SourceDestinationDRIndex</w:t>
+      </w:r>
+      <w:r>
+        <w:t xml:space="preserve"> </w:t>
+      </w:r>
+      <w:r>
+        <w:t xml:space="preserve">to be kept fresh and consistent with seeds.</w:t>
+      </w:r>
+      <w:r>
+        <w:t xml:space="preserve"> </w:t>
+      </w:r>
+      <w:r>
+        <w:rPr>
+          <w:rStyle w:val="VerbatimChar"/>
+        </w:rPr>
+        <w:t xml:space="preserve">[Decided]</w:t>
+      </w:r>
+    </w:p>
+    <w:p>
+      <w:pPr>
+        <w:numPr>
+          <w:ilvl w:val="0"/>
+          <w:numId w:val="1006"/>
+        </w:numPr>
+        <w:pStyle w:val="Compact"/>
+      </w:pPr>
+      <w:r>
+        <w:t xml:space="preserve">Overcommit visibility and safety ceilings depend on POC-011 evidence.</w:t>
+      </w:r>
+      <w:r>
+        <w:t xml:space="preserve"> </w:t>
+      </w:r>
+      <w:r>
+        <w:rPr>
+          <w:rStyle w:val="VerbatimChar"/>
+        </w:rPr>
+        <w:t xml:space="preserve">[Assumed]</w:t>
+      </w:r>
+    </w:p>
+    <w:p>
+      <w:pPr>
+        <w:numPr>
+          <w:ilvl w:val="0"/>
+          <w:numId w:val="1006"/>
+        </w:numPr>
+        <w:pStyle w:val="Compact"/>
+      </w:pPr>
+      <w:r>
+        <w:t xml:space="preserve">Cross-geo cases add sovereignty/zone-alignment constraints to the mapping — and where sovereignty forbids DR entirely (the</w:t>
+      </w:r>
+      <w:r>
+        <w:t xml:space="preserve"> </w:t>
+      </w:r>
+      <w:r>
+        <w:rPr>
+          <w:bCs/>
+          <w:b/>
+        </w:rPr>
+        <w:t xml:space="preserve">Middle East, currently</w:t>
+      </w:r>
+      <w:r>
+        <w:rPr>
+          <w:bCs/>
+          <w:b/>
+        </w:rPr>
+        <w:t xml:space="preserve"> </w:t>
+      </w:r>
+      <w:r>
+        <w:rPr>
+          <w:rStyle w:val="VerbatimChar"/>
+          <w:bCs/>
+          <w:b/>
+        </w:rPr>
+        <w:t xml:space="preserve">DR_NOT_OFFERED</w:t>
+      </w:r>
+      <w:r>
+        <w:rPr>
+          <w:bCs/>
+          <w:b/>
+        </w:rPr>
+        <w:t xml:space="preserve"> </w:t>
+      </w:r>
+      <w:r>
+        <w:rPr>
+          <w:bCs/>
+          <w:b/>
+        </w:rPr>
+        <w:t xml:space="preserve">pending DEC-001</w:t>
+      </w:r>
+      <w:r>
+        <w:t xml:space="preserve">), the geography is excluded from the model altogether (see the Middle East DR Carve-Out above); the Switzerland North extension is pre-configured but inactive until legal approval.</w:t>
+      </w:r>
+      <w:r>
+        <w:t xml:space="preserve"> </w:t>
+      </w:r>
+      <w:r>
+        <w:rPr>
+          <w:rStyle w:val="VerbatimChar"/>
+        </w:rPr>
+        <w:t xml:space="preserve">[Derived]</w:t>
+      </w:r>
+    </w:p>
+    <w:bookmarkEnd w:id="28"/>
+    <w:bookmarkStart w:id="29" w:name="alternatives-considered"/>
     <w:p>
       <w:pPr>
         <w:pStyle w:val="Heading2"/>
@@ -2499,8 +3266,8 @@
         </w:pict>
       </w:r>
     </w:p>
-    <w:bookmarkEnd w:id="28"/>
-    <w:bookmarkStart w:id="29" w:name="appendix---adr-summary"/>
+    <w:bookmarkEnd w:id="29"/>
+    <w:bookmarkStart w:id="30" w:name="appendix---adr-summary"/>
     <w:p>
       <w:pPr>
         <w:pStyle w:val="Heading2"/>
@@ -2600,8 +3367,8 @@
         </w:tc>
       </w:tr>
     </w:tbl>
-    <w:bookmarkEnd w:id="29"/>
-    <w:bookmarkStart w:id="30" w:name="appendix---status-legend"/>
+    <w:bookmarkEnd w:id="30"/>
+    <w:bookmarkStart w:id="31" w:name="appendix---status-legend"/>
     <w:p>
       <w:pPr>
         <w:pStyle w:val="Heading2"/>
@@ -2770,8 +3537,8 @@
         </w:tc>
       </w:tr>
     </w:tbl>
-    <w:bookmarkEnd w:id="30"/>
-    <w:bookmarkStart w:id="31" w:name="appendix---evidence-tag-taxonomy"/>
+    <w:bookmarkEnd w:id="31"/>
+    <w:bookmarkStart w:id="32" w:name="appendix---evidence-tag-taxonomy"/>
     <w:p>
       <w:pPr>
         <w:pStyle w:val="Heading2"/>
@@ -2936,8 +3703,8 @@
         </w:tc>
       </w:tr>
     </w:tbl>
-    <w:bookmarkEnd w:id="31"/>
-    <w:bookmarkStart w:id="32" w:name="related-adrs"/>
+    <w:bookmarkEnd w:id="32"/>
+    <w:bookmarkStart w:id="33" w:name="related-adrs"/>
     <w:p>
       <w:pPr>
         <w:pStyle w:val="Heading2"/>
@@ -2950,7 +3717,7 @@
       <w:pPr>
         <w:numPr>
           <w:ilvl w:val="0"/>
-          <w:numId w:val="1006"/>
+          <w:numId w:val="1007"/>
         </w:numPr>
         <w:pStyle w:val="Compact"/>
       </w:pPr>
@@ -2981,7 +3748,7 @@
       <w:pPr>
         <w:numPr>
           <w:ilvl w:val="0"/>
-          <w:numId w:val="1006"/>
+          <w:numId w:val="1007"/>
         </w:numPr>
         <w:pStyle w:val="Compact"/>
       </w:pPr>
@@ -3012,7 +3779,7 @@
       <w:pPr>
         <w:numPr>
           <w:ilvl w:val="0"/>
-          <w:numId w:val="1006"/>
+          <w:numId w:val="1007"/>
         </w:numPr>
         <w:pStyle w:val="Compact"/>
       </w:pPr>
@@ -3043,7 +3810,7 @@
       <w:pPr>
         <w:numPr>
           <w:ilvl w:val="0"/>
-          <w:numId w:val="1006"/>
+          <w:numId w:val="1007"/>
         </w:numPr>
         <w:pStyle w:val="Compact"/>
       </w:pPr>
@@ -3126,8 +3893,8 @@
         <w:t xml:space="preserve">implementation test.</w:t>
       </w:r>
     </w:p>
-    <w:bookmarkEnd w:id="32"/>
     <w:bookmarkEnd w:id="33"/>
+    <w:bookmarkEnd w:id="34"/>
     <w:sectPr/>
   </w:body>
 </w:document>
@@ -3429,7 +4196,34 @@
     </w:lvlOverride>
   </w:num>
   <w:num w:numId="1002">
-    <w:abstractNumId w:val="991"/>
+    <w:abstractNumId w:val="99411"/>
+    <w:lvlOverride w:ilvl="0">
+      <w:startOverride w:val="1"/>
+    </w:lvlOverride>
+    <w:lvlOverride w:ilvl="1">
+      <w:startOverride w:val="1"/>
+    </w:lvlOverride>
+    <w:lvlOverride w:ilvl="2">
+      <w:startOverride w:val="1"/>
+    </w:lvlOverride>
+    <w:lvlOverride w:ilvl="3">
+      <w:startOverride w:val="1"/>
+    </w:lvlOverride>
+    <w:lvlOverride w:ilvl="4">
+      <w:startOverride w:val="1"/>
+    </w:lvlOverride>
+    <w:lvlOverride w:ilvl="5">
+      <w:startOverride w:val="1"/>
+    </w:lvlOverride>
+    <w:lvlOverride w:ilvl="6">
+      <w:startOverride w:val="1"/>
+    </w:lvlOverride>
+    <w:lvlOverride w:ilvl="7">
+      <w:startOverride w:val="1"/>
+    </w:lvlOverride>
+    <w:lvlOverride w:ilvl="8">
+      <w:startOverride w:val="1"/>
+    </w:lvlOverride>
   </w:num>
   <w:num w:numId="1003">
     <w:abstractNumId w:val="991"/>
@@ -3441,6 +4235,9 @@
     <w:abstractNumId w:val="991"/>
   </w:num>
   <w:num w:numId="1006">
+    <w:abstractNumId w:val="991"/>
+  </w:num>
+  <w:num w:numId="1007">
     <w:abstractNumId w:val="991"/>
   </w:num>
 </w:numbering>

--- a/docs/adr/acrme_adr_005_distributed_dr_reference_model.docx
+++ b/docs/adr/acrme_adr_005_distributed_dr_reference_model.docx
@@ -49,7 +49,7 @@
         <w:t xml:space="preserve"> </w:t>
       </w:r>
       <w:r>
-        <w:t xml:space="preserve">1.0</w:t>
+        <w:t xml:space="preserve">1.1</w:t>
       </w:r>
       <w:r>
         <w:br/>
@@ -65,7 +65,7 @@
         <w:t xml:space="preserve"> </w:t>
       </w:r>
       <w:r>
-        <w:t xml:space="preserve">2 September 2026</w:t>
+        <w:t xml:space="preserve">7 September 2026</w:t>
       </w:r>
       <w:r>
         <w:br/>
@@ -81,7 +81,7 @@
         <w:t xml:space="preserve"> </w:t>
       </w:r>
       <w:r>
-        <w:t xml:space="preserve">Accepted - new ADR introduced with Requirements Baseline v2.2</w:t>
+        <w:t xml:space="preserve">Accepted - new ADR introduced with Requirements Baseline v2.2; reconciled to Baseline v2.4 (no DR-model change)</w:t>
       </w:r>
       <w:r>
         <w:br/>
@@ -97,7 +97,7 @@
         <w:t xml:space="preserve"> </w:t>
       </w:r>
       <w:r>
-        <w:t xml:space="preserve">ACRME Architecture Decision Records - aligned to Capacity &amp; Quota Management Requirements Baseline v2.2.</w:t>
+        <w:t xml:space="preserve">ACRME Architecture Decision Records - aligned to Capacity &amp; Quota Management Requirements Baseline v2.4.</w:t>
       </w:r>
     </w:p>
     <w:p>
@@ -115,7 +115,7 @@
         <w:t xml:space="preserve"> </w:t>
       </w:r>
       <w:r>
-        <w:t xml:space="preserve">An Architecture Decision Record captures a significant architectural decision, the context that forced it, the options considered, the choice made, and its consequences. This ADR consolidates the distributed DR reference model (§12A of the requirements baseline) that was previously distributed across ADR-003 and the calculation logic reference. Evidence tags:</w:t>
+        <w:t xml:space="preserve">An Architecture Decision Record captures a significant architectural decision, the context that forced it, the options considered, the choice made, and its consequences. This ADR consolidates the distributed DR reference model (Section 12A of the requirements baseline) that was previously distributed across ADR-003 and the calculation logic reference. Evidence tags:</w:t>
       </w:r>
       <w:r>
         <w:t xml:space="preserve"> </w:t>
@@ -164,6 +164,115 @@
       </w:r>
       <w:r>
         <w:t xml:space="preserve">.</w:t>
+      </w:r>
+    </w:p>
+    <w:p>
+      <w:pPr>
+        <w:pStyle w:val="BlockText"/>
+      </w:pPr>
+      <w:r>
+        <w:rPr>
+          <w:bCs/>
+          <w:b/>
+        </w:rPr>
+        <w:t xml:space="preserve">v2.4 reconciliation note — no DR-model change.</w:t>
+      </w:r>
+      <w:r>
+        <w:t xml:space="preserve"> </w:t>
+      </w:r>
+      <w:r>
+        <w:t xml:space="preserve">The distributed, reciprocal DR reference model, max-not-sum destination sizing (DR-017), the</w:t>
+      </w:r>
+      <w:r>
+        <w:t xml:space="preserve"> </w:t>
+      </w:r>
+      <w:r>
+        <w:rPr>
+          <w:rStyle w:val="VerbatimChar"/>
+        </w:rPr>
+        <w:t xml:space="preserve">SourceDestinationDRIndex</w:t>
+      </w:r>
+      <w:r>
+        <w:t xml:space="preserve"> </w:t>
+      </w:r>
+      <w:r>
+        <w:t xml:space="preserve">(DR-018), the reference topology and the Middle East</w:t>
+      </w:r>
+      <w:r>
+        <w:t xml:space="preserve"> </w:t>
+      </w:r>
+      <w:r>
+        <w:rPr>
+          <w:rStyle w:val="VerbatimChar"/>
+        </w:rPr>
+        <w:t xml:space="preserve">DR_NOT_OFFERED</w:t>
+      </w:r>
+      <w:r>
+        <w:t xml:space="preserve"> </w:t>
+      </w:r>
+      <w:r>
+        <w:t xml:space="preserve">carve-out (DR-014, DEC-001) are</w:t>
+      </w:r>
+      <w:r>
+        <w:t xml:space="preserve"> </w:t>
+      </w:r>
+      <w:r>
+        <w:rPr>
+          <w:bCs/>
+          <w:b/>
+        </w:rPr>
+        <w:t xml:space="preserve">unchanged</w:t>
+      </w:r>
+      <w:r>
+        <w:t xml:space="preserve"> </w:t>
+      </w:r>
+      <w:r>
+        <w:t xml:space="preserve">by Baseline v2.4. v2.4 folds in only the</w:t>
+      </w:r>
+      <w:r>
+        <w:t xml:space="preserve"> </w:t>
+      </w:r>
+      <w:r>
+        <w:rPr>
+          <w:iCs/>
+          <w:i/>
+        </w:rPr>
+        <w:t xml:space="preserve">reservation-model</w:t>
+      </w:r>
+      <w:r>
+        <w:t xml:space="preserve"> </w:t>
+      </w:r>
+      <w:r>
+        <w:t xml:space="preserve">gaps (seed matrix CAP-022, per-AZ CRG structure CAP-023, reactive discovery CAP-024, Availability-Set ineligibility CAP-020/021, even zone distribution PLC-011, naming OPS-006/C-12), none of which alter this reference model. Where DR sizing is applied</w:t>
+      </w:r>
+      <w:r>
+        <w:t xml:space="preserve"> </w:t>
+      </w:r>
+      <w:r>
+        <w:rPr>
+          <w:bCs/>
+          <w:b/>
+        </w:rPr>
+        <w:t xml:space="preserve">per zone</w:t>
+      </w:r>
+      <w:r>
+        <w:t xml:space="preserve">, the per-zone floors are held in the destination’s per-AZ CRGs (CAP-023) and are kept balanced by the PLC-011 even-distribution target — see ADR-003</w:t>
+      </w:r>
+      <w:r>
+        <w:t xml:space="preserve"> </w:t>
+      </w:r>
+      <w:r>
+        <w:rPr>
+          <w:iCs/>
+          <w:i/>
+        </w:rPr>
+        <w:t xml:space="preserve">DR Sizing Formula</w:t>
+      </w:r>
+      <w:r>
+        <w:t xml:space="preserve"> </w:t>
+      </w:r>
+      <w:r>
+        <w:t xml:space="preserve">for that cross-reference.</w:t>
       </w:r>
     </w:p>
     <w:p>
@@ -310,7 +419,7 @@
         <w:t xml:space="preserve"> </w:t>
       </w:r>
       <w:r>
-        <w:t xml:space="preserve">(§12A). At platform scale, dedicating a fixed 30-40% standby copy of every production region is prohibitively expensive and does not reflect the operating assumption that</w:t>
+        <w:t xml:space="preserve">(Section 12A). At platform scale, dedicating a fixed 30-40% standby copy of every production region is prohibitively expensive and does not reflect the operating assumption that</w:t>
       </w:r>
       <w:r>
         <w:t xml:space="preserve"> </w:t>
@@ -434,7 +543,7 @@
         <w:t xml:space="preserve">reference model itself</w:t>
       </w:r>
       <w:r>
-        <w:t xml:space="preserve">: the topology, the authoritative source→destination mapping, the destination-sizing boundary, the single-failure assumption, and the observability contract that makes the model auditable. It is the design anchor for the §12A worked example and the</w:t>
+        <w:t xml:space="preserve">: the topology, the authoritative source→destination mapping, the destination-sizing boundary, the single-failure assumption, and the observability contract that makes the model auditable. It is the design anchor for the Section 12A worked example and the</w:t>
       </w:r>
       <w:r>
         <w:t xml:space="preserve"> </w:t>
@@ -1018,7 +1127,7 @@
         <w:t xml:space="preserve"> </w:t>
       </w:r>
       <w:r>
-        <w:t xml:space="preserve">(baseline §2 Strategic Drivers, §5.2 Out of Scope</w:t>
+        <w:t xml:space="preserve">(baseline Section 2 Strategic Drivers, Section 5.2 Out of Scope</w:t>
       </w:r>
       <w:r>
         <w:t xml:space="preserve"> </w:t>
@@ -1033,7 +1142,7 @@
         <w:t xml:space="preserve">”</w:t>
       </w:r>
       <w:r>
-        <w:t xml:space="preserve">, §6</w:t>
+        <w:t xml:space="preserve">, Section 6</w:t>
       </w:r>
       <w:r>
         <w:t xml:space="preserve"> </w:t>
@@ -1074,7 +1183,7 @@
         <w:t xml:space="preserve">legal/business decision, DEC-001</w:t>
       </w:r>
       <w:r>
-        <w:t xml:space="preserve">, and one of the programme’s remaining major architectural risks (baseline §25).</w:t>
+        <w:t xml:space="preserve">, and one of the programme’s remaining major architectural risks (baseline Section 25).</w:t>
       </w:r>
     </w:p>
     <w:p>
@@ -1542,7 +1651,7 @@
         <w:pStyle w:val="FirstParagraph"/>
       </w:pPr>
       <w:r>
-        <w:t xml:space="preserve">The reference footprint used in the §12A worked example spans three regions (R1, R2, R3). Each region carries its own production and CVAL workloads and hosts distributed DR standby for the</w:t>
+        <w:t xml:space="preserve">The reference footprint used in the Section 12A worked example spans three regions (R1, R2, R3). Each region carries its own production and CVAL workloads and hosts distributed DR standby for the</w:t>
       </w:r>
       <w:r>
         <w:t xml:space="preserve"> </w:t>
@@ -1593,7 +1702,7 @@
           <w:iCs/>
           <w:i/>
         </w:rPr>
-        <w:t xml:space="preserve">Figure 1. Distributed DR reference model (§12A worked example). Each region simultaneously hosts Prod, CVAL, and DR standby for other source regions; every DR standby cell is tagged with its</w:t>
+        <w:t xml:space="preserve">Figure 1. Distributed DR reference model (Section 12A worked example). Each region simultaneously hosts Prod, CVAL, and DR standby for other source regions; every DR standby cell is tagged with its</w:t>
       </w:r>
       <w:r>
         <w:rPr>
@@ -2542,13 +2651,13 @@
       </w:r>
     </w:p>
     <w:bookmarkEnd w:id="25"/>
-    <w:bookmarkStart w:id="26" w:name="worked-example-12a"/>
+    <w:bookmarkStart w:id="26" w:name="worked-example-section-12a"/>
     <w:p>
       <w:pPr>
         <w:pStyle w:val="Heading2"/>
       </w:pPr>
       <w:r>
-        <w:t xml:space="preserve">Worked Example (§12A)</w:t>
+        <w:t xml:space="preserve">Worked Example (Section 12A)</w:t>
       </w:r>
     </w:p>
     <w:p>
